--- a/docs/feature/profile/3-3-1-view-user-profile/spec.docx
+++ b/docs/feature/profile/3-3-1-view-user-profile/spec.docx
@@ -22,7 +22,7 @@
     </w:p>
     <w:p>
       <w:r>
-        <w:t>User da dang nhap mo trang /settings/profile.</w:t>
+        <w:t>Begins when a signed-in user opens the Profile screen at /settings/profile.</w:t>
       </w:r>
     </w:p>
     <w:p>
@@ -48,7 +48,7 @@
         <w:t xml:space="preserve">Actors / Roles: </w:t>
       </w:r>
       <w:r>
-        <w:t>User (role USER).</w:t>
+        <w:t>Any authenticated user (role USER); a user reads only their own profile.</w:t>
       </w:r>
     </w:p>
     <w:p>
@@ -65,7 +65,7 @@
         <w:t xml:space="preserve">Purpose: </w:t>
       </w:r>
       <w:r>
-        <w:t>Hien thi thong tin ca nhan cua User dang dang nhap.</w:t>
+        <w:t>Display the personal information the system holds for the signed-in user, so the user can verify it.</w:t>
       </w:r>
     </w:p>
     <w:p>
@@ -82,7 +82,7 @@
         <w:t xml:space="preserve">Interface: </w:t>
       </w:r>
       <w:r>
-        <w:t>GET /api/v1/users/me (Bearer token).</w:t>
+        <w:t>The Profile screen at /settings/profile, read-only section. Every field is rendered as text and cannot be edited here — the Edit action moves to Update Profile (3.3.2).</w:t>
       </w:r>
     </w:p>
     <w:p>
@@ -99,7 +99,7 @@
         <w:t xml:space="preserve">Data Processing: </w:t>
       </w:r>
       <w:r>
-        <w:t>BE lay User theo id tu token, resolve role (user_system_roles, mac dinh USER), resolve workspaceId (token hoac fallback workspace active dau tien), parse JSON preferences lay timezone + notificationPreferences.</w:t>
+        <w:t>The system resolves the caller identity from the access token only (no user identifier is accepted from the caller), loads the matching user record, resolves the system role, resolves the current workspace, and derives the timezone and notification preferences from the preferences data stored on that user record. No data is modified.</w:t>
       </w:r>
     </w:p>
     <w:p>
@@ -113,7 +113,7 @@
     </w:p>
     <w:p>
       <w:r>
-        <w:t>Trang /settings/profile, phan view (khong cho sua truc tiep).</w:t>
+        <w:t>Figure — Profile Screen (/settings/profile):</w:t>
       </w:r>
     </w:p>
     <w:p>
@@ -124,7 +124,7 @@
         <w:t xml:space="preserve">-  </w:t>
       </w:r>
       <w:r>
-        <w:t>Hien thi fullName, email, avatarUrl, phone, role, workspaceId, timezone, notificationPreferences, createdAt.</w:t>
+        <w:t>Header: page title "Profile".</w:t>
       </w:r>
     </w:p>
     <w:p>
@@ -135,7 +135,7 @@
         <w:t xml:space="preserve">-  </w:t>
       </w:r>
       <w:r>
-        <w:t>Nut Edit chuyen sang FR 3.3.2 Update Profile.</w:t>
+        <w:t>Center: read-only profile card — avatar image, full name, email address, phone number (when present), system role, workspace, timezone, notification preferences, and member-since date.</w:t>
       </w:r>
     </w:p>
     <w:p>
@@ -146,7 +146,29 @@
         <w:t xml:space="preserve">-  </w:t>
       </w:r>
       <w:r>
-        <w:t>avatarUrl=null -&gt; hien avatar mac dinh (initials).</w:t>
+        <w:t>Buttons: Edit — routes to Update Profile (3.3.2).</w:t>
+      </w:r>
+    </w:p>
+    <w:p>
+      <w:pPr>
+        <w:ind w:left="360"/>
+      </w:pPr>
+      <w:r>
+        <w:t xml:space="preserve">-  </w:t>
+      </w:r>
+      <w:r>
+        <w:t>Footer: none.</w:t>
+      </w:r>
+    </w:p>
+    <w:p>
+      <w:pPr>
+        <w:ind w:left="360"/>
+      </w:pPr>
+      <w:r>
+        <w:t xml:space="preserve">-  </w:t>
+      </w:r>
+      <w:r>
+        <w:t>When no avatar has ever been set, a default initials avatar is shown in place of the avatar image.</w:t>
       </w:r>
     </w:p>
     <w:p>
@@ -171,7 +193,7 @@
         <w:t xml:space="preserve">Input required: </w:t>
       </w:r>
       <w:r>
-        <w:t>Khong co (chi can access token hop le).</w:t>
+        <w:t>None — the signed-in user identity is derived from the access token; the caller cannot supply another user identifier. No optional input.</w:t>
       </w:r>
     </w:p>
     <w:p>
@@ -182,7 +204,7 @@
         <w:t xml:space="preserve">System data: </w:t>
       </w:r>
       <w:r>
-        <w:t>Bang users, user_system_roles, workspace_members.</w:t>
+        <w:t>users (userId, email, fullName, avatarUrl, phone, preferences JSON holding the timezone and notification preferences, createdAt); user_system_roles (system role); workspace_members (workspaceId).</w:t>
       </w:r>
     </w:p>
     <w:p>
@@ -193,7 +215,7 @@
         <w:t xml:space="preserve">Output: </w:t>
       </w:r>
       <w:r>
-        <w:t>UserProfileResponse: userId, email, fullName, avatarUrl, phone, role, workspaceId, timezone, notificationPreferences, createdAt.</w:t>
+        <w:t>The complete profile field set — userId, email, fullName, avatarUrl, phone, role, workspaceId, timezone, notificationPreferences, createdAt.</w:t>
       </w:r>
     </w:p>
     <w:p>
@@ -209,7 +231,7 @@
         <w:t xml:space="preserve">BR-01: </w:t>
       </w:r>
       <w:r>
-        <w:t>role mac dinh USER neu chua co ban ghi user_system_roles.</w:t>
+        <w:t>The caller identity is taken from the access token only; no user identifier is accepted as a parameter, so a user can never read another user profile.</w:t>
       </w:r>
     </w:p>
     <w:p>
@@ -220,7 +242,7 @@
         <w:t xml:space="preserve">BR-02: </w:t>
       </w:r>
       <w:r>
-        <w:t>workspaceId fallback sang workspace active dau tien neu token khong co san.</w:t>
+        <w:t>role is read from the user system role records; when no role record exists, role defaults to USER.</w:t>
       </w:r>
     </w:p>
     <w:p>
@@ -231,7 +253,29 @@
         <w:t xml:space="preserve">BR-03: </w:t>
       </w:r>
       <w:r>
-        <w:t>timezone/notificationPreferences duoc luu chung trong field JSON preferences cua users, khong co cot rieng.</w:t>
+        <w:t>workspaceId is taken from the token; when the token carries none, the system falls back to the first active workspace membership of the user.</w:t>
+      </w:r>
+    </w:p>
+    <w:p>
+      <w:r>
+        <w:rPr>
+          <w:b/>
+        </w:rPr>
+        <w:t xml:space="preserve">BR-04: </w:t>
+      </w:r>
+      <w:r>
+        <w:t>timezone and notificationPreferences have no dedicated columns — both are stored inside the JSON preferences field of the user record.</w:t>
+      </w:r>
+    </w:p>
+    <w:p>
+      <w:r>
+        <w:rPr>
+          <w:b/>
+        </w:rPr>
+        <w:t xml:space="preserve">BR-05: </w:t>
+      </w:r>
+      <w:r>
+        <w:t>avatarUrl is empty when the user has never uploaded an avatar; the interface then shows a default initials avatar. This is not an error.</w:t>
       </w:r>
     </w:p>
     <w:p>
@@ -241,7 +285,17 @@
     </w:p>
     <w:p>
       <w:r>
-        <w:t>Token het han/khong hop le -&gt; 401 UNAUTHORIZED (chan o filter, truoc khi vao controller).</w:t>
+        <w:t>No request body is accepted; validation is limited to authentication.</w:t>
+      </w:r>
+    </w:p>
+    <w:p>
+      <w:r>
+        <w:t>Missing, expired, or invalid access token -&gt; 401 UNAUTHORIZED.</w:t>
+      </w:r>
+    </w:p>
+    <w:p>
+      <w:r>
+        <w:t>The user record no longer exists (theoretical: a valid token held for a deleted user) -&gt; 404 USER_NOT_FOUND.</w:t>
       </w:r>
     </w:p>
     <w:p>
@@ -260,32 +314,42 @@
     </w:p>
     <w:p>
       <w:r>
-        <w:t>1. User mo trang /settings/profile.</w:t>
+        <w:t>1. The signed-in user opens /settings/profile.</w:t>
       </w:r>
     </w:p>
     <w:p>
       <w:r>
-        <w:t>2. FE goi GET /api/v1/users/me kem access token.</w:t>
+        <w:t>2. The application requests the signed-in user own profile.</w:t>
       </w:r>
     </w:p>
     <w:p>
       <w:r>
-        <w:t>3. BE lay currentUser tu token, tim User trong DB theo id.</w:t>
+        <w:t>3. The system resolves the caller identity from the access token and loads the matching user record.</w:t>
       </w:r>
     </w:p>
     <w:p>
       <w:r>
-        <w:t>4. BE resolve role va workspaceId, parse preferences JSON.</w:t>
+        <w:t>4. The system resolves the system role, applying the default when no role record exists (BR-02).</w:t>
       </w:r>
     </w:p>
     <w:p>
       <w:r>
-        <w:t>5. BE tra 200 voi UserProfileResponse day du field.</w:t>
+        <w:t>5. The system resolves the current workspace, falling back to the first active workspace membership when the token carries none (BR-03).</w:t>
       </w:r>
     </w:p>
     <w:p>
       <w:r>
-        <w:t>6. FE render cac field len trang view.</w:t>
+        <w:t>6. The system derives timezone and notificationPreferences from the stored preferences data (BR-04).</w:t>
+      </w:r>
+    </w:p>
+    <w:p>
+      <w:r>
+        <w:t>7. The system returns the complete profile field set.</w:t>
+      </w:r>
+    </w:p>
+    <w:p>
+      <w:r>
+        <w:t>8. The application renders the read-only profile card, showing a default initials avatar when no avatar exists (BR-05).</w:t>
       </w:r>
     </w:p>
     <w:p>
@@ -295,12 +359,17 @@
     </w:p>
     <w:p>
       <w:r>
-        <w:t>Token het han/khong hop le -&gt; 401 UNAUTHORIZED.</w:t>
+        <w:t>Missing, expired, or invalid access token -&gt; 401 UNAUTHORIZED.</w:t>
       </w:r>
     </w:p>
     <w:p>
       <w:r>
-        <w:t>User khong ton tai trong DB (ly thuyet, token hop le nhung bi xoa) -&gt; 404 USER_NOT_FOUND.</w:t>
+        <w:t>User record no longer exists -&gt; 404 USER_NOT_FOUND.</w:t>
+      </w:r>
+    </w:p>
+    <w:p>
+      <w:r>
+        <w:t>No avatar set -&gt; avatarUrl is empty and the default initials avatar is shown; not an error.</w:t>
       </w:r>
     </w:p>
     <w:p>
@@ -320,7 +389,18 @@
         <w:t xml:space="preserve">-  </w:t>
       </w:r>
       <w:r>
-        <w:t>FE hien thi day du thong tin profile dung voi du lieu tren DB.</w:t>
+        <w:t>The signed-in user profile is displayed with the values currently stored in the system.</w:t>
+      </w:r>
+    </w:p>
+    <w:p>
+      <w:pPr>
+        <w:ind w:left="360"/>
+      </w:pPr>
+      <w:r>
+        <w:t xml:space="preserve">-  </w:t>
+      </w:r>
+      <w:r>
+        <w:t>No data is changed; the operation is read-only.</w:t>
       </w:r>
     </w:p>
     <w:sectPr>

--- a/docs/feature/profile/3-3-1-view-user-profile/spec.docx
+++ b/docs/feature/profile/3-3-1-view-user-profile/spec.docx
@@ -120,9 +120,7 @@
       <w:pPr>
         <w:ind w:left="360"/>
       </w:pPr>
-      <w:r>
-        <w:t xml:space="preserve">-  </w:t>
-      </w:r>
+      <w:r/>
       <w:r>
         <w:t>Header: page title "Profile".</w:t>
       </w:r>
@@ -131,9 +129,7 @@
       <w:pPr>
         <w:ind w:left="360"/>
       </w:pPr>
-      <w:r>
-        <w:t xml:space="preserve">-  </w:t>
-      </w:r>
+      <w:r/>
       <w:r>
         <w:t>Center: read-only profile card — avatar image, full name, email address, phone number (when present), system role, workspace, timezone, notification preferences, and member-since date.</w:t>
       </w:r>
@@ -142,9 +138,7 @@
       <w:pPr>
         <w:ind w:left="360"/>
       </w:pPr>
-      <w:r>
-        <w:t xml:space="preserve">-  </w:t>
-      </w:r>
+      <w:r/>
       <w:r>
         <w:t>Buttons: Edit — routes to Update Profile (3.3.2).</w:t>
       </w:r>
@@ -153,9 +147,7 @@
       <w:pPr>
         <w:ind w:left="360"/>
       </w:pPr>
-      <w:r>
-        <w:t xml:space="preserve">-  </w:t>
-      </w:r>
+      <w:r/>
       <w:r>
         <w:t>Footer: none.</w:t>
       </w:r>
@@ -164,9 +156,7 @@
       <w:pPr>
         <w:ind w:left="360"/>
       </w:pPr>
-      <w:r>
-        <w:t xml:space="preserve">-  </w:t>
-      </w:r>
+      <w:r/>
       <w:r>
         <w:t>When no avatar has ever been set, a default initials avatar is shown in place of the avatar image.</w:t>
       </w:r>
@@ -385,9 +375,7 @@
       <w:pPr>
         <w:ind w:left="360"/>
       </w:pPr>
-      <w:r>
-        <w:t xml:space="preserve">-  </w:t>
-      </w:r>
+      <w:r/>
       <w:r>
         <w:t>The signed-in user profile is displayed with the values currently stored in the system.</w:t>
       </w:r>
@@ -396,9 +384,7 @@
       <w:pPr>
         <w:ind w:left="360"/>
       </w:pPr>
-      <w:r>
-        <w:t xml:space="preserve">-  </w:t>
-      </w:r>
+      <w:r/>
       <w:r>
         <w:t>No data is changed; the operation is read-only.</w:t>
       </w:r>

--- a/docs/feature/profile/3-3-1-view-user-profile/spec.docx
+++ b/docs/feature/profile/3-3-1-view-user-profile/spec.docx
@@ -215,57 +215,27 @@
     </w:p>
     <w:p>
       <w:r>
-        <w:rPr>
-          <w:b/>
-        </w:rPr>
-        <w:t xml:space="preserve">BR-01: </w:t>
-      </w:r>
-      <w:r>
-        <w:t>The caller identity is taken from the access token only; no user identifier is accepted as a parameter, so a user can never read another user profile.</w:t>
+        <w:t>BR-18: The caller's identity is taken from the access token only; no user identifier is accepted as a parameter, so a user can never read another user's profile.</w:t>
       </w:r>
     </w:p>
     <w:p>
       <w:r>
-        <w:rPr>
-          <w:b/>
-        </w:rPr>
-        <w:t xml:space="preserve">BR-02: </w:t>
-      </w:r>
-      <w:r>
-        <w:t>role is read from the user system role records; when no role record exists, role defaults to USER.</w:t>
+        <w:t>role is read from the user's system role records; when no role record exists, role defaults to USER. (Implementation detail, no dedicated global BR.)</w:t>
       </w:r>
     </w:p>
     <w:p>
       <w:r>
-        <w:rPr>
-          <w:b/>
-        </w:rPr>
-        <w:t xml:space="preserve">BR-03: </w:t>
-      </w:r>
-      <w:r>
-        <w:t>workspaceId is taken from the token; when the token carries none, the system falls back to the first active workspace membership of the user.</w:t>
+        <w:t>workspaceId is taken from the token; when the token carries none, the system falls back to the user's first active workspace membership. (Implementation detail, no dedicated global BR.)</w:t>
       </w:r>
     </w:p>
     <w:p>
       <w:r>
-        <w:rPr>
-          <w:b/>
-        </w:rPr>
-        <w:t xml:space="preserve">BR-04: </w:t>
-      </w:r>
-      <w:r>
-        <w:t>timezone and notificationPreferences have no dedicated columns — both are stored inside the JSON preferences field of the user record.</w:t>
+        <w:t>timezone and notificationPreferences have no dedicated columns — both are stored inside the JSON preferences field of the user record. (Implementation detail, no dedicated global BR.)</w:t>
       </w:r>
     </w:p>
     <w:p>
       <w:r>
-        <w:rPr>
-          <w:b/>
-        </w:rPr>
-        <w:t xml:space="preserve">BR-05: </w:t>
-      </w:r>
-      <w:r>
-        <w:t>avatarUrl is empty when the user has never uploaded an avatar; the interface then shows a default initials avatar. This is not an error.</w:t>
+        <w:t>avatarUrl is empty when the user has never uploaded an avatar; the interface then shows a default initials avatar. This is not an error. (Implementation detail, no dedicated global BR.)</w:t>
       </w:r>
     </w:p>
     <w:p>
@@ -280,12 +250,30 @@
     </w:p>
     <w:p>
       <w:r>
-        <w:t>Missing, expired, or invalid access token -&gt; 401 UNAUTHORIZED.</w:t>
+        <w:t xml:space="preserve">Missing, expired, or invalid access token -&gt; 401 UNAUTHORIZED, Display: </w:t>
+      </w:r>
+      <w:r>
+        <w:rPr>
+          <w:b/>
+        </w:rPr>
+        <w:t>MSG22</w:t>
+      </w:r>
+      <w:r>
+        <w:t>.</w:t>
       </w:r>
     </w:p>
     <w:p>
       <w:r>
-        <w:t>The user record no longer exists (theoretical: a valid token held for a deleted user) -&gt; 404 USER_NOT_FOUND.</w:t>
+        <w:t xml:space="preserve">The user record no longer exists (theoretical: a valid token held for a deleted user) -&gt; 404 USER_NOT_FOUND, Display: </w:t>
+      </w:r>
+      <w:r>
+        <w:rPr>
+          <w:b/>
+        </w:rPr>
+        <w:t>MSG38</w:t>
+      </w:r>
+      <w:r>
+        <w:t>.</w:t>
       </w:r>
     </w:p>
     <w:p>
@@ -319,17 +307,17 @@
     </w:p>
     <w:p>
       <w:r>
-        <w:t>4. The system resolves the system role, applying the default when no role record exists (BR-02).</w:t>
+        <w:t>4. The system resolves the system role, applying the default when no role record exists.</w:t>
       </w:r>
     </w:p>
     <w:p>
       <w:r>
-        <w:t>5. The system resolves the current workspace, falling back to the first active workspace membership when the token carries none (BR-03).</w:t>
+        <w:t>5. The system resolves the current workspace, falling back to the first active workspace membership when the token carries none.</w:t>
       </w:r>
     </w:p>
     <w:p>
       <w:r>
-        <w:t>6. The system derives timezone and notificationPreferences from the stored preferences data (BR-04).</w:t>
+        <w:t>6. The system derives timezone and notificationPreferences from the stored preferences data.</w:t>
       </w:r>
     </w:p>
     <w:p>
@@ -339,7 +327,7 @@
     </w:p>
     <w:p>
       <w:r>
-        <w:t>8. The application renders the read-only profile card, showing a default initials avatar when no avatar exists (BR-05).</w:t>
+        <w:t>8. The application renders the read-only profile card, showing a default initials avatar when no avatar exists.</w:t>
       </w:r>
     </w:p>
     <w:p>
@@ -349,17 +337,53 @@
     </w:p>
     <w:p>
       <w:r>
-        <w:t>Missing, expired, or invalid access token -&gt; 401 UNAUTHORIZED.</w:t>
+        <w:t xml:space="preserve">3.a1: Missing, expired, or invalid access token (CR-AUTH-01) -&gt; 401 UNAUTHORIZED, toast </w:t>
+      </w:r>
+      <w:r>
+        <w:rPr>
+          <w:b/>
+        </w:rPr>
+        <w:t>MSG22</w:t>
+      </w:r>
+      <w:r>
+        <w:t>.</w:t>
+      </w:r>
+      <w:r>
+        <w:br/>
+      </w:r>
+      <w:r>
+        <w:t>3.a2: The user signs in again at /login (3.2.2).</w:t>
       </w:r>
     </w:p>
     <w:p>
       <w:r>
-        <w:t>User record no longer exists -&gt; 404 USER_NOT_FOUND.</w:t>
+        <w:t xml:space="preserve">3.b1: The user record no longer exists (BR-18) -&gt; 404 USER_NOT_FOUND, toast </w:t>
+      </w:r>
+      <w:r>
+        <w:rPr>
+          <w:b/>
+        </w:rPr>
+        <w:t>MSG38</w:t>
+      </w:r>
+      <w:r>
+        <w:t>.</w:t>
+      </w:r>
+      <w:r>
+        <w:br/>
+      </w:r>
+      <w:r>
+        <w:t>3.b2: The user is signed out and returned to /login.</w:t>
       </w:r>
     </w:p>
     <w:p>
       <w:r>
-        <w:t>No avatar set -&gt; avatarUrl is empty and the default initials avatar is shown; not an error.</w:t>
+        <w:t>8.a1: No avatar has ever been set -&gt; avatarUrl is empty; not an error.</w:t>
+      </w:r>
+      <w:r>
+        <w:br/>
+      </w:r>
+      <w:r>
+        <w:t>8.a2: The application shows a default initials avatar in place of the avatar image.</w:t>
       </w:r>
     </w:p>
     <w:p>
